--- a/downloads/teacher/05 Materials/Unit 05/Handouts/Handout 05.09 - Repair Clinic Station Cards.docx
+++ b/downloads/teacher/05 Materials/Unit 05/Handouts/Handout 05.09 - Repair Clinic Station Cards.docx
@@ -2739,34 +2739,58 @@
         </w:rPr>
         <w:t xml:space="preserve">Setup reminders for the teacher.</w:t>
       </w:r>
-      <w:r>
-        <w:t xml:space="preserve"> </w:t>
-      </w:r>
-      <w:r>
-        <w:t xml:space="preserve">- Prepare the practice garments the day before, including opening seams with the seam ripper, so the damage is consistent across stations.</w:t>
-      </w:r>
-      <w:r>
-        <w:t xml:space="preserve"> </w:t>
-      </w:r>
-      <w:r>
-        <w:t xml:space="preserve">- Sort items brought from home at the door. Nothing valuable, borrowed, leather, or irreplaceable. Keep two practice garments in reserve for anyone whose item goes back in the bag.</w:t>
-      </w:r>
-      <w:r>
-        <w:t xml:space="preserve"> </w:t>
-      </w:r>
-      <w:r>
-        <w:t xml:space="preserve">- This period needs the most teacher hands in the unit. If a co-teacher, a paraprofessional, or the tailor guest is ever available, make it this day.</w:t>
-      </w:r>
-      <w:r>
-        <w:t xml:space="preserve"> </w:t>
-      </w:r>
-      <w:r>
-        <w:t xml:space="preserve">- Score the diagnosis chart for three correct matches; score the repair with the clipboard on the correct stitch and the tug or lie-flat test; score the decision sheet for two cases with numbers used and a defended decision.</w:t>
-      </w:r>
-    </w:p>
-    <w:p>
-      <w:pPr>
-        <w:pStyle w:val="BodyText"/>
+    </w:p>
+    <w:p>
+      <w:pPr>
+        <w:numPr>
+          <w:ilvl w:val="0"/>
+          <w:numId w:val="1001"/>
+        </w:numPr>
+        <w:pStyle w:val="Compact"/>
+      </w:pPr>
+      <w:r>
+        <w:t xml:space="preserve">Prepare the practice garments the day before, including opening seams with the seam ripper, so the damage is consistent across stations.</w:t>
+      </w:r>
+    </w:p>
+    <w:p>
+      <w:pPr>
+        <w:numPr>
+          <w:ilvl w:val="0"/>
+          <w:numId w:val="1001"/>
+        </w:numPr>
+        <w:pStyle w:val="Compact"/>
+      </w:pPr>
+      <w:r>
+        <w:t xml:space="preserve">Sort items brought from home at the door. Nothing valuable, borrowed, leather, or irreplaceable. Keep two practice garments in reserve for anyone whose item goes back in the bag.</w:t>
+      </w:r>
+    </w:p>
+    <w:p>
+      <w:pPr>
+        <w:numPr>
+          <w:ilvl w:val="0"/>
+          <w:numId w:val="1001"/>
+        </w:numPr>
+        <w:pStyle w:val="Compact"/>
+      </w:pPr>
+      <w:r>
+        <w:t xml:space="preserve">This period needs the most teacher hands in the unit. If a co-teacher, a paraprofessional, or the tailor guest is ever available, make it this day.</w:t>
+      </w:r>
+    </w:p>
+    <w:p>
+      <w:pPr>
+        <w:numPr>
+          <w:ilvl w:val="0"/>
+          <w:numId w:val="1001"/>
+        </w:numPr>
+        <w:pStyle w:val="Compact"/>
+      </w:pPr>
+      <w:r>
+        <w:t xml:space="preserve">Score the diagnosis chart for three correct matches; score the repair with the clipboard on the correct stitch and the tug or lie-flat test; score the decision sheet for two cases with numbers used and a defended decision.</w:t>
+      </w:r>
+    </w:p>
+    <w:p>
+      <w:pPr>
+        <w:pStyle w:val="FirstParagraph"/>
       </w:pPr>
       <w:r>
         <w:rPr>
@@ -2963,8 +2987,114 @@
       </w:pPr>
     </w:lvl>
   </w:abstractNum>
+  <w:abstractNum w:abstractNumId="991">
+    <w:nsid w:val="ea454b4c"/>
+    <w:multiLevelType w:val="multilevel"/>
+    <w:lvl w:ilvl="0">
+      <w:numFmt w:val="bullet"/>
+      <w:lvlText w:val="•"/>
+      <w:lvlJc w:val="left"/>
+      <w:pPr>
+        <w:tabs>
+          <w:tab w:val="num" w:pos="0"/>
+        </w:tabs>
+        <w:ind w:left="480" w:hanging="480"/>
+      </w:pPr>
+    </w:lvl>
+    <w:lvl w:ilvl="1">
+      <w:numFmt w:val="bullet"/>
+      <w:lvlText w:val="–"/>
+      <w:lvlJc w:val="left"/>
+      <w:pPr>
+        <w:tabs>
+          <w:tab w:val="num" w:pos="720"/>
+        </w:tabs>
+        <w:ind w:left="1200" w:hanging="480"/>
+      </w:pPr>
+    </w:lvl>
+    <w:lvl w:ilvl="2">
+      <w:numFmt w:val="bullet"/>
+      <w:lvlText w:val="•"/>
+      <w:lvlJc w:val="left"/>
+      <w:pPr>
+        <w:tabs>
+          <w:tab w:val="num" w:pos="1440"/>
+        </w:tabs>
+        <w:ind w:left="1920" w:hanging="480"/>
+      </w:pPr>
+    </w:lvl>
+    <w:lvl w:ilvl="3">
+      <w:numFmt w:val="bullet"/>
+      <w:lvlText w:val="–"/>
+      <w:lvlJc w:val="left"/>
+      <w:pPr>
+        <w:tabs>
+          <w:tab w:val="num" w:pos="2160"/>
+        </w:tabs>
+        <w:ind w:left="2640" w:hanging="480"/>
+      </w:pPr>
+    </w:lvl>
+    <w:lvl w:ilvl="4">
+      <w:numFmt w:val="bullet"/>
+      <w:lvlText w:val="•"/>
+      <w:lvlJc w:val="left"/>
+      <w:pPr>
+        <w:tabs>
+          <w:tab w:val="num" w:pos="2880"/>
+        </w:tabs>
+        <w:ind w:left="3360" w:hanging="480"/>
+      </w:pPr>
+    </w:lvl>
+    <w:lvl w:ilvl="5">
+      <w:numFmt w:val="bullet"/>
+      <w:lvlText w:val="–"/>
+      <w:lvlJc w:val="left"/>
+      <w:pPr>
+        <w:tabs>
+          <w:tab w:val="num" w:pos="3600"/>
+        </w:tabs>
+        <w:ind w:left="4080" w:hanging="480"/>
+      </w:pPr>
+    </w:lvl>
+    <w:lvl w:ilvl="6">
+      <w:numFmt w:val="bullet"/>
+      <w:lvlText w:val="•"/>
+      <w:lvlJc w:val="left"/>
+      <w:pPr>
+        <w:tabs>
+          <w:tab w:val="num" w:pos="4320"/>
+        </w:tabs>
+        <w:ind w:left="4800" w:hanging="480"/>
+      </w:pPr>
+    </w:lvl>
+    <w:lvl w:ilvl="7">
+      <w:numFmt w:val="bullet"/>
+      <w:lvlText w:val="–"/>
+      <w:lvlJc w:val="left"/>
+      <w:pPr>
+        <w:tabs>
+          <w:tab w:val="num" w:pos="5040"/>
+        </w:tabs>
+        <w:ind w:left="5520" w:hanging="480"/>
+      </w:pPr>
+    </w:lvl>
+    <w:lvl w:ilvl="8">
+      <w:numFmt w:val="bullet"/>
+      <w:lvlText w:val="•"/>
+      <w:lvlJc w:val="left"/>
+      <w:pPr>
+        <w:tabs>
+          <w:tab w:val="num" w:pos="5760"/>
+        </w:tabs>
+        <w:ind w:left="6240" w:hanging="480"/>
+      </w:pPr>
+    </w:lvl>
+  </w:abstractNum>
   <w:num w:numId="1000">
     <w:abstractNumId w:val="990"/>
+  </w:num>
+  <w:num w:numId="1001">
+    <w:abstractNumId w:val="991"/>
   </w:num>
 </w:numbering>
 </file>

--- a/downloads/teacher/05 Materials/Unit 05/Handouts/Handout 05.09 - Repair Clinic Station Cards.docx
+++ b/downloads/teacher/05 Materials/Unit 05/Handouts/Handout 05.09 - Repair Clinic Station Cards.docx
@@ -63,17 +63,6 @@
         <w:t xml:space="preserve">Word bank in other languages</w:t>
       </w:r>
       <w:bookmarkEnd w:id="21"/>
-    </w:p>
-    <w:p>
-      <w:pPr>
-        <w:pStyle w:val="FirstParagraph"/>
-      </w:pPr>
-      <w:r>
-        <w:rPr>
-          <w:rStyle w:val="TeacherNote"/>
-        </w:rPr>
-        <w:t xml:space="preserve">[Check with a native speaker before printing.]</w:t>
-      </w:r>
     </w:p>
     <w:tbl>
       <w:tblPr>
